--- a/kyozai/math2-kimatsu/第1回_授業プリント.docx
+++ b/kyozai/math2-kimatsu/第1回_授業プリント.docx
@@ -2154,7 +2154,7 @@
             <w:r>
               <w:drawing>
                 <wp:inline distT="0" distB="0" distL="0" distR="0">
-                  <wp:extent cx="1952625" cy="1952625"/>
+                  <wp:extent cx="1952625" cy="1962150"/>
                   <wp:effectExtent t="0" r="0" b="0" l="0"/>
                   <wp:docPr id="1" name="" descr="" title=""/>
                   <wp:cNvGraphicFramePr>
@@ -2179,7 +2179,7 @@
                         <pic:spPr bwMode="auto">
                           <a:xfrm>
                             <a:off x="0" y="0"/>
-                            <a:ext cx="1952625" cy="1952625"/>
+                            <a:ext cx="1952625" cy="1962150"/>
                           </a:xfrm>
                           <a:prstGeom prst="rect">
                             <a:avLst/>
@@ -2592,7 +2592,7 @@
             <w:r>
               <w:drawing>
                 <wp:inline distT="0" distB="0" distL="0" distR="0">
-                  <wp:extent cx="2286000" cy="1638300"/>
+                  <wp:extent cx="2286000" cy="1724025"/>
                   <wp:effectExtent t="0" r="0" b="0" l="0"/>
                   <wp:docPr id="1" name="" descr="" title=""/>
                   <wp:cNvGraphicFramePr>
@@ -2617,7 +2617,7 @@
                         <pic:spPr bwMode="auto">
                           <a:xfrm>
                             <a:off x="0" y="0"/>
-                            <a:ext cx="2286000" cy="1638300"/>
+                            <a:ext cx="2286000" cy="1724025"/>
                           </a:xfrm>
                           <a:prstGeom prst="rect">
                             <a:avLst/>
@@ -3263,7 +3263,7 @@
             <w:r>
               <w:drawing>
                 <wp:inline distT="0" distB="0" distL="0" distR="0">
-                  <wp:extent cx="2000250" cy="2000250"/>
+                  <wp:extent cx="2000250" cy="2009775"/>
                   <wp:effectExtent t="0" r="0" b="0" l="0"/>
                   <wp:docPr id="1" name="" descr="" title=""/>
                   <wp:cNvGraphicFramePr>
@@ -3288,7 +3288,7 @@
                         <pic:spPr bwMode="auto">
                           <a:xfrm>
                             <a:off x="0" y="0"/>
-                            <a:ext cx="2000250" cy="2000250"/>
+                            <a:ext cx="2000250" cy="2009775"/>
                           </a:xfrm>
                           <a:prstGeom prst="rect">
                             <a:avLst/>

--- a/kyozai/math2-kimatsu/第1回_授業プリント.docx
+++ b/kyozai/math2-kimatsu/第1回_授業プリント.docx
@@ -73,7 +73,7 @@
           <w:sz w:val="20"/>
           <w:szCs w:val="20"/>
         </w:rPr>
-        <w:t xml:space="preserve">目安15分。解き終わったら提出しましょう。答えは最も簡単な形で書きましょう。</w:t>
+        <w:t xml:space="preserve">目安10分。解き終わったら提出しましょう。答えは最も簡単な形で書きましょう。</w:t>
       </w:r>
     </w:p>
     <w:p>
@@ -2318,7 +2318,7 @@
           <w:sz w:val="20"/>
           <w:szCs w:val="20"/>
         </w:rPr>
-        <w:t xml:space="preserve">目安8分　（19点）</w:t>
+        <w:t xml:space="preserve">目安5分　（19点）</w:t>
       </w:r>
     </w:p>
     <w:tbl>
@@ -2677,7 +2677,7 @@
                 <w:sz w:val="22"/>
                 <w:szCs w:val="22"/>
               </w:rPr>
-              <w:t xml:space="preserve">（3）点Aを通り、△ABCの面積を2等分する直線の式を求めなさい。（5点）</w:t>
+              <w:t xml:space="preserve">（3）点Bを通り、△ABCの面積を2等分する直線の式を求めなさい。（5点）</w:t>
             </w:r>
           </w:p>
           <w:p>
@@ -2771,7 +2771,7 @@
                 <w:sz w:val="22"/>
                 <w:szCs w:val="22"/>
               </w:rPr>
-              <w:t xml:space="preserve">★（4）点Bを通り、△ABCの面積を2等分する直線の式を求めなさい。（5点）</w:t>
+              <w:t xml:space="preserve">★（4）点Aを通り、△ABCの面積を2等分する直線の式を求めなさい。（5点）</w:t>
             </w:r>
           </w:p>
           <w:p>
@@ -2880,7 +2880,7 @@
           <w:sz w:val="20"/>
           <w:szCs w:val="20"/>
         </w:rPr>
-        <w:t xml:space="preserve">目安8分　（14点）</w:t>
+        <w:t xml:space="preserve">目安4分　（14点）</w:t>
       </w:r>
     </w:p>
     <w:p>
@@ -3225,7 +3225,7 @@
           <w:sz w:val="20"/>
           <w:szCs w:val="20"/>
         </w:rPr>
-        <w:t xml:space="preserve">目安8分　（17点）</w:t>
+        <w:t xml:space="preserve">目安13分　（17点）</w:t>
       </w:r>
     </w:p>
     <w:tbl>

--- a/kyozai/math2-kimatsu/第1回_授業プリント.docx
+++ b/kyozai/math2-kimatsu/第1回_授業プリント.docx
@@ -2318,7 +2318,7 @@
           <w:sz w:val="20"/>
           <w:szCs w:val="20"/>
         </w:rPr>
-        <w:t xml:space="preserve">目安5分　（19点）</w:t>
+        <w:t xml:space="preserve">目安5分　（22点）</w:t>
       </w:r>
     </w:p>
     <w:tbl>
@@ -2452,7 +2452,7 @@
                 <w:sz w:val="22"/>
                 <w:szCs w:val="22"/>
               </w:rPr>
-              <w:t xml:space="preserve">（1）点Aの座標を求めなさい。（4点）</w:t>
+              <w:t xml:space="preserve">（1）点Aの座標を求めなさい。（5点）</w:t>
             </w:r>
           </w:p>
           <w:p>
@@ -2677,7 +2677,7 @@
                 <w:sz w:val="22"/>
                 <w:szCs w:val="22"/>
               </w:rPr>
-              <w:t xml:space="preserve">（3）点Bを通り、△ABCの面積を2等分する直線の式を求めなさい。（5点）</w:t>
+              <w:t xml:space="preserve">（3）点Bを通り、△ABCの面積を2等分する直線の式を求めなさい。（6点）</w:t>
             </w:r>
           </w:p>
           <w:p>
@@ -2771,7 +2771,7 @@
                 <w:sz w:val="22"/>
                 <w:szCs w:val="22"/>
               </w:rPr>
-              <w:t xml:space="preserve">★（4）点Aを通り、△ABCの面積を2等分する直線の式を求めなさい。（5点）</w:t>
+              <w:t xml:space="preserve">★（4）点Aを通り、△ABCの面積を2等分する直線の式を求めなさい。（6点）</w:t>
             </w:r>
           </w:p>
           <w:p>
@@ -2880,7 +2880,7 @@
           <w:sz w:val="20"/>
           <w:szCs w:val="20"/>
         </w:rPr>
-        <w:t xml:space="preserve">目安4分　（14点）</w:t>
+        <w:t xml:space="preserve">目安4分　（16点）</w:t>
       </w:r>
     </w:p>
     <w:p>
@@ -2966,7 +2966,7 @@
                 <w:sz w:val="22"/>
                 <w:szCs w:val="22"/>
               </w:rPr>
-              <w:t xml:space="preserve">個買ったとして、連立方程式をつくりなさい。（完全正答4点）</w:t>
+              <w:t xml:space="preserve">個買ったとして、連立方程式をつくりなさい。（完全正答5点）</w:t>
             </w:r>
           </w:p>
           <w:p>
@@ -3047,7 +3047,7 @@
                 <w:sz w:val="22"/>
                 <w:szCs w:val="22"/>
               </w:rPr>
-              <w:t xml:space="preserve">②　りんごとみかんを、それぞれ何個買いましたか。（4点）</w:t>
+              <w:t xml:space="preserve">②　りんごとみかんを、それぞれ何個買いましたか。（5点）</w:t>
             </w:r>
           </w:p>
           <w:p>
@@ -3214,7 +3214,7 @@
           <w:sz w:val="23"/>
           <w:szCs w:val="23"/>
         </w:rPr>
-        <w:t xml:space="preserve">　一次関数のグラフと式</w:t>
+        <w:t xml:space="preserve">　一次関数の式</w:t>
       </w:r>
       <w:r>
         <w:ptab w:alignment="right" w:relativeTo="margin" w:leader="none"/>
@@ -3225,7 +3225,7 @@
           <w:sz w:val="20"/>
           <w:szCs w:val="20"/>
         </w:rPr>
-        <w:t xml:space="preserve">目安13分　（17点）</w:t>
+        <w:t xml:space="preserve">目安9分　（12点）</w:t>
       </w:r>
     </w:p>
     <w:tbl>
@@ -3241,70 +3241,16 @@
         </w:tblBorders>
       </w:tblPr>
       <w:tblGrid>
-        <w:gridCol w:w="4300"/>
-        <w:gridCol w:w="8370"/>
+        <w:gridCol w:w="6335"/>
+        <w:gridCol w:w="6335"/>
       </w:tblGrid>
       <w:tr>
+        <w:trPr>
+          <w:cantSplit/>
+        </w:trPr>
         <w:tc>
           <w:tcPr>
-            <w:tcW w:type="dxa" w:w="4300"/>
-            <w:tcBorders>
-              <w:top w:val="none" w:color="FFFFFF" w:sz="0"/>
-              <w:left w:val="none" w:color="FFFFFF" w:sz="0"/>
-              <w:bottom w:val="none" w:color="FFFFFF" w:sz="0"/>
-              <w:right w:val="none" w:color="FFFFFF" w:sz="0"/>
-            </w:tcBorders>
-          </w:tcPr>
-          <w:p>
-            <w:pPr>
-              <w:spacing w:after="0" w:before="0"/>
-              <w:jc w:val="center"/>
-            </w:pPr>
-            <w:r>
-              <w:drawing>
-                <wp:inline distT="0" distB="0" distL="0" distR="0">
-                  <wp:extent cx="2000250" cy="2009775"/>
-                  <wp:effectExtent t="0" r="0" b="0" l="0"/>
-                  <wp:docPr id="1" name="" descr="" title=""/>
-                  <wp:cNvGraphicFramePr>
-                    <a:graphicFrameLocks xmlns:a="http://schemas.openxmlformats.org/drawingml/2006/main" noChangeAspect="1"/>
-                  </wp:cNvGraphicFramePr>
-                  <a:graphic xmlns:a="http://schemas.openxmlformats.org/drawingml/2006/main">
-                    <a:graphicData uri="http://schemas.openxmlformats.org/drawingml/2006/picture">
-                      <pic:pic xmlns:pic="http://schemas.openxmlformats.org/drawingml/2006/picture">
-                        <pic:nvPicPr>
-                          <pic:cNvPr id="0" name="" descr=""/>
-                          <pic:cNvPicPr>
-                            <a:picLocks noChangeAspect="1" noChangeArrowheads="1"/>
-                          </pic:cNvPicPr>
-                        </pic:nvPicPr>
-                        <pic:blipFill>
-                          <a:blip r:embed="rId13" cstate="none"/>
-                          <a:srcRect/>
-                          <a:stretch>
-                            <a:fillRect/>
-                          </a:stretch>
-                        </pic:blipFill>
-                        <pic:spPr bwMode="auto">
-                          <a:xfrm>
-                            <a:off x="0" y="0"/>
-                            <a:ext cx="2000250" cy="2009775"/>
-                          </a:xfrm>
-                          <a:prstGeom prst="rect">
-                            <a:avLst/>
-                          </a:prstGeom>
-                        </pic:spPr>
-                      </pic:pic>
-                    </a:graphicData>
-                  </a:graphic>
-                </wp:inline>
-              </w:drawing>
-            </w:r>
-          </w:p>
-        </w:tc>
-        <w:tc>
-          <w:tcPr>
-            <w:tcW w:type="dxa" w:w="8370"/>
+            <w:tcW w:type="dxa" w:w="6335"/>
             <w:tcBorders>
               <w:top w:val="none" w:color="FFFFFF" w:sz="0"/>
               <w:left w:val="none" w:color="FFFFFF" w:sz="0"/>
@@ -3312,7 +3258,8 @@
               <w:right w:val="none" w:color="FFFFFF" w:sz="0"/>
             </w:tcBorders>
             <w:tcMar>
-              <w:left w:type="dxa" w:w="200"/>
+              <w:left w:type="dxa" w:w="60"/>
+              <w:right w:type="dxa" w:w="120"/>
             </w:tcMar>
           </w:tcPr>
           <w:p>
@@ -3325,67 +3272,7 @@
                 <w:sz w:val="22"/>
                 <w:szCs w:val="22"/>
               </w:rPr>
-              <w:t xml:space="preserve">（1）次の式のグラフを、左の図にかき入れなさい。番号もかきなさい。（4点×2）</w:t>
-            </w:r>
-          </w:p>
-          <w:p>
-            <w:pPr>
-              <w:spacing w:after="40" w:before="60" w:line="300" w:lineRule="atLeast"/>
-              <w:ind w:left="300" w:hanging="0"/>
-            </w:pPr>
-            <w:r>
-              <w:rPr>
-                <w:rFonts w:ascii="MS P明朝" w:cs="MS P明朝" w:eastAsia="MS P明朝" w:hAnsi="MS P明朝"/>
-                <w:sz w:val="22"/>
-                <w:szCs w:val="22"/>
-              </w:rPr>
-              <w:t xml:space="preserve">①　</w:t>
-            </w:r>
-            <m:oMath xmlns:m="http://schemas.openxmlformats.org/officeDocument/2006/math" xmlns:w="http://schemas.openxmlformats.org/wordprocessingml/2006/main">
-              <m:r>
-                <m:t xml:space="preserve">y=−</m:t>
-              </m:r>
-              <m:f>
-                <m:num>
-                  <m:r>
-                    <m:t xml:space="preserve">2</m:t>
-                  </m:r>
-                </m:num>
-                <m:den>
-                  <m:r>
-                    <m:t xml:space="preserve">3</m:t>
-                  </m:r>
-                </m:den>
-              </m:f>
-              <m:r>
-                <m:t xml:space="preserve">x+2</m:t>
-              </m:r>
-            </m:oMath>
-            <w:r>
-              <w:rPr>
-                <w:rFonts w:ascii="MS P明朝" w:cs="MS P明朝" w:eastAsia="MS P明朝" w:hAnsi="MS P明朝"/>
-                <w:sz w:val="22"/>
-                <w:szCs w:val="22"/>
-              </w:rPr>
-              <w:t xml:space="preserve">　　　　②　</w:t>
-            </w:r>
-            <m:oMath xmlns:m="http://schemas.openxmlformats.org/officeDocument/2006/math" xmlns:w="http://schemas.openxmlformats.org/wordprocessingml/2006/main">
-              <m:r>
-                <m:t xml:space="preserve">2x−y=3</m:t>
-              </m:r>
-            </m:oMath>
-          </w:p>
-          <w:p>
-            <w:pPr>
-              <w:spacing w:after="40" w:before="200" w:line="300" w:lineRule="atLeast"/>
-            </w:pPr>
-            <w:r>
-              <w:rPr>
-                <w:rFonts w:ascii="MS P明朝" w:cs="MS P明朝" w:eastAsia="MS P明朝" w:hAnsi="MS P明朝"/>
-                <w:sz w:val="22"/>
-                <w:szCs w:val="22"/>
-              </w:rPr>
-              <w:t xml:space="preserve">（2）2つの直線</w:t>
+              <w:t xml:space="preserve">（1）2つの直線</w:t>
             </w:r>
             <m:oMath xmlns:m="http://schemas.openxmlformats.org/officeDocument/2006/math" xmlns:w="http://schemas.openxmlformats.org/wordprocessingml/2006/main">
               <m:r>
@@ -3437,17 +3324,17 @@
                 <w:sz w:val="22"/>
                 <w:szCs w:val="22"/>
               </w:rPr>
-              <w:t xml:space="preserve">の値を求めなさい。（4点）</w:t>
-            </w:r>
-          </w:p>
-          <w:p>
-            <w:pPr>
-              <w:spacing w:after="0" w:before="0" w:line="400" w:lineRule="exact"/>
+              <w:t xml:space="preserve">の値を求めなさい。（6点）</w:t>
+            </w:r>
+          </w:p>
+          <w:p>
+            <w:pPr>
+              <w:spacing w:after="0" w:before="0" w:line="2600" w:lineRule="exact"/>
             </w:pPr>
           </w:p>
           <w:tbl>
             <w:tblPr>
-              <w:tblW w:type="dxa" w:w="2600"/>
+              <w:tblW w:type="dxa" w:w="2800"/>
               <w:jc w:val="right"/>
               <w:tblBorders>
                 <w:top w:val="single" w:color="auto" w:sz="4"/>
@@ -3459,7 +3346,7 @@
               </w:tblBorders>
             </w:tblPr>
             <w:tblGrid>
-              <w:gridCol w:w="2600"/>
+              <w:gridCol w:w="2800"/>
             </w:tblGrid>
             <w:tr>
               <w:trPr>
@@ -3467,7 +3354,7 @@
               </w:trPr>
               <w:tc>
                 <w:tcPr>
-                  <w:tcW w:type="dxa" w:w="2600"/>
+                  <w:tcW w:type="dxa" w:w="2800"/>
                   <w:tcBorders>
                     <w:top w:val="single" w:color="000000" w:sz="8"/>
                     <w:left w:val="single" w:color="000000" w:sz="8"/>
@@ -3503,15 +3390,35 @@
           </w:tbl>
           <w:p>
             <w:pPr>
-              <w:spacing w:after="40" w:before="60" w:line="300" w:lineRule="atLeast"/>
-            </w:pPr>
-            <w:r>
-              <w:rPr>
-                <w:rFonts w:ascii="MS P明朝" w:cs="MS P明朝" w:eastAsia="MS P明朝" w:hAnsi="MS P明朝"/>
-                <w:sz w:val="22"/>
-                <w:szCs w:val="22"/>
-              </w:rPr>
-              <w:t xml:space="preserve">★（3）一次関数</w:t>
+              <w:spacing w:after="0" w:before="0" w:line="120" w:lineRule="exact"/>
+            </w:pPr>
+          </w:p>
+        </w:tc>
+        <w:tc>
+          <w:tcPr>
+            <w:tcW w:type="dxa" w:w="6335"/>
+            <w:tcBorders>
+              <w:top w:val="none" w:color="FFFFFF" w:sz="0"/>
+              <w:left w:val="none" w:color="FFFFFF" w:sz="0"/>
+              <w:bottom w:val="none" w:color="FFFFFF" w:sz="0"/>
+              <w:right w:val="none" w:color="FFFFFF" w:sz="0"/>
+            </w:tcBorders>
+            <w:tcMar>
+              <w:left w:type="dxa" w:w="60"/>
+              <w:right w:type="dxa" w:w="120"/>
+            </w:tcMar>
+          </w:tcPr>
+          <w:p>
+            <w:pPr>
+              <w:spacing w:after="40" w:before="0" w:line="300" w:lineRule="atLeast"/>
+            </w:pPr>
+            <w:r>
+              <w:rPr>
+                <w:rFonts w:ascii="MS P明朝" w:cs="MS P明朝" w:eastAsia="MS P明朝" w:hAnsi="MS P明朝"/>
+                <w:sz w:val="22"/>
+                <w:szCs w:val="22"/>
+              </w:rPr>
+              <w:t xml:space="preserve">★（2）一次関数</w:t>
             </w:r>
             <m:oMath xmlns:m="http://schemas.openxmlformats.org/officeDocument/2006/math" xmlns:w="http://schemas.openxmlformats.org/wordprocessingml/2006/main">
               <m:r>
@@ -3615,12 +3522,12 @@
                 <w:sz w:val="22"/>
                 <w:szCs w:val="22"/>
               </w:rPr>
-              <w:t xml:space="preserve">の値を求めなさい。（完全正答5点）</w:t>
-            </w:r>
-          </w:p>
-          <w:p>
-            <w:pPr>
-              <w:spacing w:after="0" w:before="0" w:line="450" w:lineRule="exact"/>
+              <w:t xml:space="preserve">の値を求めなさい。（完全正答6点）</w:t>
+            </w:r>
+          </w:p>
+          <w:p>
+            <w:pPr>
+              <w:spacing w:after="0" w:before="0" w:line="2600" w:lineRule="exact"/>
             </w:pPr>
           </w:p>
           <w:tbl>
@@ -3692,7 +3599,11 @@
               </w:tc>
             </w:tr>
           </w:tbl>
-          <w:p/>
+          <w:p>
+            <w:pPr>
+              <w:spacing w:after="0" w:before="0" w:line="120" w:lineRule="exact"/>
+            </w:pPr>
+          </w:p>
         </w:tc>
       </w:tr>
     </w:tbl>
